--- a/hin/docx/31.content.docx
+++ b/hin/docx/31.content.docx
@@ -6711,25 +6711,7 @@
         <w:rPr>
           <w:lang w:val="hi_IN" w:bidi="hi_IN"/>
         </w:rPr>
-        <w:t xml:space="preserve">"यह उस पुरुष का नाम है जो एदोमियों का पूर्वज था| देखें कि आपने इसका अनुवाद </w:t>
-      </w:r>
-      <w:hyperlink r:id="rId13">
-        <w:r>
-          <w:rPr>
-            <w:lang w:val="hi_IN" w:bidi="hi_IN"/>
-          </w:rPr>
-          <w:rPr>
-            <w:color w:val="0000EE"/>
-            <w:u w:val="single"/>
-          </w:rPr>
-          <w:t>पद 6</w:t>
-        </w:r>
-      </w:hyperlink>
-      <w:r>
-        <w:rPr>
-          <w:lang w:val="hi_IN" w:bidi="hi_IN"/>
-        </w:rPr>
-        <w:t xml:space="preserve"> में कैसे किया है|</w:t>
+        <w:t>"यह उस पुरुष का नाम है जो एदोमियों का पूर्वज था| देखें कि आपने इसका अनुवाद पद 6 में कैसे किया है|</w:t>
       </w:r>
     </w:p>
     <w:p>
@@ -8424,25 +8406,7 @@
         <w:rPr>
           <w:lang w:val="hi_IN" w:bidi="hi_IN"/>
         </w:rPr>
-        <w:t xml:space="preserve">"जैसा </w:t>
-      </w:r>
-      <w:hyperlink r:id="rId13">
-        <w:r>
-          <w:rPr>
-            <w:lang w:val="hi_IN" w:bidi="hi_IN"/>
-          </w:rPr>
-          <w:rPr>
-            <w:color w:val="0000EE"/>
-            <w:u w:val="single"/>
-          </w:rPr>
-          <w:t>पद 5</w:t>
-        </w:r>
-      </w:hyperlink>
-      <w:r>
-        <w:rPr>
-          <w:lang w:val="hi_IN" w:bidi="hi_IN"/>
-        </w:rPr>
-        <w:t xml:space="preserve">, में है, </w:t>
+        <w:t xml:space="preserve">"जैसा पद 5, में है, </w:t>
       </w:r>
       <w:r>
         <w:rPr>
@@ -8772,25 +8736,7 @@
         <w:rPr>
           <w:lang w:val="hi_IN" w:bidi="hi_IN"/>
         </w:rPr>
-        <w:t xml:space="preserve"> का सन्दर्भ </w:t>
-      </w:r>
-      <w:hyperlink r:id="rId13">
-        <w:r>
-          <w:rPr>
-            <w:lang w:val="hi_IN" w:bidi="hi_IN"/>
-          </w:rPr>
-          <w:rPr>
-            <w:color w:val="0000EE"/>
-            <w:u w:val="single"/>
-          </w:rPr>
-          <w:t>verse 10</w:t>
-        </w:r>
-      </w:hyperlink>
-      <w:r>
-        <w:rPr>
-          <w:lang w:val="hi_IN" w:bidi="hi_IN"/>
-        </w:rPr>
-        <w:t xml:space="preserve"> में </w:t>
+        <w:t xml:space="preserve"> का सन्दर्भ verse 10 में </w:t>
       </w:r>
       <w:r>
         <w:rPr>
@@ -8913,25 +8859,7 @@
         <w:rPr>
           <w:lang w:val="hi_IN" w:bidi="hi_IN"/>
         </w:rPr>
-        <w:t xml:space="preserve"> का अभिप्राय ""सेना"" भी हो सकता है परन्तु </w:t>
-      </w:r>
-      <w:hyperlink r:id="rId13">
-        <w:r>
-          <w:rPr>
-            <w:lang w:val="hi_IN" w:bidi="hi_IN"/>
-          </w:rPr>
-          <w:rPr>
-            <w:color w:val="0000EE"/>
-            <w:u w:val="single"/>
-          </w:rPr>
-          <w:t>पद 13</w:t>
-        </w:r>
-      </w:hyperlink>
-      <w:r>
-        <w:rPr>
-          <w:lang w:val="hi_IN" w:bidi="hi_IN"/>
-        </w:rPr>
-        <w:t xml:space="preserve"> में इसका अर्थ स्पस्ट रूप से ""धन संपत्ति"" है तो इसका अनुवाद यहाँ भी ""धन संपत्ति"" करना ही उचित होगा|"</w:t>
+        <w:t xml:space="preserve"> का अभिप्राय ""सेना"" भी हो सकता है परन्तु पद 13 में इसका अर्थ स्पस्ट रूप से ""धन संपत्ति"" है तो इसका अनुवाद यहाँ भी ""धन संपत्ति"" करना ही उचित होगा|"</w:t>
       </w:r>
       <w:r>
         <w:rPr>
@@ -9804,25 +9732,7 @@
         <w:rPr>
           <w:lang w:val="hi_IN" w:bidi="hi_IN"/>
         </w:rPr>
-        <w:t xml:space="preserve">जैसा </w:t>
-      </w:r>
-      <w:hyperlink r:id="rId13">
-        <w:r>
-          <w:rPr>
-            <w:lang w:val="hi_IN" w:bidi="hi_IN"/>
-          </w:rPr>
-          <w:rPr>
-            <w:color w:val="0000EE"/>
-            <w:u w:val="single"/>
-          </w:rPr>
-          <w:t>पद 10</w:t>
-        </w:r>
-      </w:hyperlink>
-      <w:r>
-        <w:rPr>
-          <w:lang w:val="hi_IN" w:bidi="hi_IN"/>
-        </w:rPr>
-        <w:t xml:space="preserve"> में है,यहोवा यहूदावासियों को एसाव के वंशजों का </w:t>
+        <w:t xml:space="preserve">जैसा पद 10 में है,यहोवा यहूदावासियों को एसाव के वंशजों का </w:t>
       </w:r>
       <w:r>
         <w:rPr>
@@ -10327,25 +10237,7 @@
         <w:rPr>
           <w:lang w:val="hi_IN" w:bidi="hi_IN"/>
         </w:rPr>
-        <w:t xml:space="preserve"> से संबोधित किया गया है (देखें </w:t>
-      </w:r>
-      <w:hyperlink r:id="rId13">
-        <w:r>
-          <w:rPr>
-            <w:lang w:val="hi_IN" w:bidi="hi_IN"/>
-          </w:rPr>
-          <w:rPr>
-            <w:color w:val="0000EE"/>
-            <w:u w:val="single"/>
-          </w:rPr>
-          <w:t>पद 10</w:t>
-        </w:r>
-      </w:hyperlink>
-      <w:r>
-        <w:rPr>
-          <w:lang w:val="hi_IN" w:bidi="hi_IN"/>
-        </w:rPr>
-        <w:t>). यदि आपकी भाषा में यह परिवर्तन उलझन का कारन हो तो आप इस प्रकार के मानव रूप को अनदेखा करके तीनों पंक्तियों में, उन लोगों के सन्दर्भ में बहुवचन सर्वनामों का उपयोग कर सकते हैं|</w:t>
+        <w:t xml:space="preserve"> से संबोधित किया गया है (देखें पद 10). यदि आपकी भाषा में यह परिवर्तन उलझन का कारन हो तो आप इस प्रकार के मानव रूप को अनदेखा करके तीनों पंक्तियों में, उन लोगों के सन्दर्भ में बहुवचन सर्वनामों का उपयोग कर सकते हैं|</w:t>
       </w:r>
     </w:p>
     <w:p>
@@ -10552,25 +10444,7 @@
         <w:rPr>
           <w:lang w:val="hi_IN" w:bidi="hi_IN"/>
         </w:rPr>
-        <w:t xml:space="preserve"> ""देख कर आनंदित होना"" के लिए एक मुहावरा है| देखें कि आपने इस पद का अनुवाद </w:t>
-      </w:r>
-      <w:hyperlink r:id="rId13">
-        <w:r>
-          <w:rPr>
-            <w:lang w:val="hi_IN" w:bidi="hi_IN"/>
-          </w:rPr>
-          <w:rPr>
-            <w:color w:val="0000EE"/>
-            <w:u w:val="single"/>
-          </w:rPr>
-          <w:t>पद 12</w:t>
-        </w:r>
-      </w:hyperlink>
-      <w:r>
-        <w:rPr>
-          <w:lang w:val="hi_IN" w:bidi="hi_IN"/>
-        </w:rPr>
-        <w:t xml:space="preserve"> में कैसे किया है| वैकल्पिक अनुवाद: ""तुमको उनके दुखों पर आनंदित नहीं होना था""</w:t>
+        <w:t xml:space="preserve"> ""देख कर आनंदित होना"" के लिए एक मुहावरा है| देखें कि आपने इस पद का अनुवाद पद 12 में कैसे किया है| वैकल्पिक अनुवाद: ""तुमको उनके दुखों पर आनंदित नहीं होना था""</w:t>
       </w:r>
     </w:p>
     <w:p>
@@ -10900,25 +10774,7 @@
         <w:rPr>
           <w:lang w:val="hi_IN" w:bidi="hi_IN"/>
         </w:rPr>
-        <w:t xml:space="preserve"> एक रूपक है जिसका अर्थ है, ""मार डालने के लिए|"" यह संभवतः फसल काटने के समय अन्न काटने की तुलना में है| देखें कि आपने इसी रूपक का अनुवाद </w:t>
-      </w:r>
-      <w:hyperlink r:id="rId13">
-        <w:r>
-          <w:rPr>
-            <w:lang w:val="hi_IN" w:bidi="hi_IN"/>
-          </w:rPr>
-          <w:rPr>
-            <w:color w:val="0000EE"/>
-            <w:u w:val="single"/>
-          </w:rPr>
-          <w:t>पद 9</w:t>
-        </w:r>
-      </w:hyperlink>
-      <w:r>
-        <w:rPr>
-          <w:lang w:val="hi_IN" w:bidi="hi_IN"/>
-        </w:rPr>
-        <w:t xml:space="preserve"> में कैसे किया है|</w:t>
+        <w:t xml:space="preserve"> एक रूपक है जिसका अर्थ है, ""मार डालने के लिए|"" यह संभवतः फसल काटने के समय अन्न काटने की तुलना में है| देखें कि आपने इसी रूपक का अनुवाद पद 9 में कैसे किया है|</w:t>
       </w:r>
     </w:p>
     <w:p>
@@ -11978,25 +11834,7 @@
         <w:rPr>
           <w:lang w:val="hi_IN" w:bidi="hi_IN"/>
         </w:rPr>
-        <w:t xml:space="preserve">"ओबद्याह की सम्पूर्ण पुस्तक में एदोम जाति को एकवचन पुल्लिंग ""तू"" से संबोधित किया गया है| (केवल एकमात्र स्थान </w:t>
-      </w:r>
-      <w:hyperlink r:id="rId13">
-        <w:r>
-          <w:rPr>
-            <w:lang w:val="hi_IN" w:bidi="hi_IN"/>
-          </w:rPr>
-          <w:rPr>
-            <w:color w:val="0000EE"/>
-            <w:u w:val="single"/>
-          </w:rPr>
-          <w:t>पद 13</w:t>
-        </w:r>
-      </w:hyperlink>
-      <w:r>
-        <w:rPr>
-          <w:lang w:val="hi_IN" w:bidi="hi_IN"/>
-        </w:rPr>
-        <w:t xml:space="preserve"> में स्त्रीलिंग बहुवचन है जो एदोम की स्त्रियों के सन्दर्भ में है). तथापि, यहाँ *</w:t>
+        <w:t>"ओबद्याह की सम्पूर्ण पुस्तक में एदोम जाति को एकवचन पुल्लिंग ""तू"" से संबोधित किया गया है| (केवल एकमात्र स्थान पद 13 में स्त्रीलिंग बहुवचन है जो एदोम की स्त्रियों के सन्दर्भ में है). तथापि, यहाँ *</w:t>
       </w:r>
       <w:r>
         <w:rPr>
@@ -12009,25 +11847,7 @@
         <w:rPr>
           <w:lang w:val="hi_IN" w:bidi="hi_IN"/>
         </w:rPr>
-        <w:t xml:space="preserve"> पुल्लिंग बहुवचन है| यह किसके सन्दर्भ में है इसकी दो संभावनाएं हैं: (1) इसका सन्दर्भ इस्राएलियों से है| इससे प्रकट होगा कि एकवचन से बहुवचन में क्यों परिवर्तन आया| जिस प्रकार ओबद्याह </w:t>
-      </w:r>
-      <w:hyperlink r:id="rId13">
-        <w:r>
-          <w:rPr>
-            <w:lang w:val="hi_IN" w:bidi="hi_IN"/>
-          </w:rPr>
-          <w:rPr>
-            <w:color w:val="0000EE"/>
-            <w:u w:val="single"/>
-          </w:rPr>
-          <w:t>पद 1</w:t>
-        </w:r>
-      </w:hyperlink>
-      <w:r>
-        <w:rPr>
-          <w:lang w:val="hi_IN" w:bidi="hi_IN"/>
-        </w:rPr>
-        <w:t xml:space="preserve"> में इस्राएलियों को संबोधित करता है, उसी प्रकार वह यहाँ भी उनको बहुवचन में संबोधित करता है| यह व्याख्या यहाँ वरन सम्पूर्ण बाईबल में प्रयुक्त रूपक से सुसंगत है जिसका अभिप्राय है, कष्ट और ईश्वरीय दंड ऐसे पेय पदार्थ के तुल्य हैं जिससे मनुष्य लडखडाता है और गिर कर मर जाता है| यरूशलेम में इस्राएली कष्ट उठा कर मरे जब उनका शहर नष्ट किया गया था| इसके द्वारा इस पद में पिछले पद के विचार के साथ तुलना भी है की जिस प्रकार एदोमियों ने इस्राएल को कष्ट दिया, उसी प्रकार एदोमी भी कष्ट उठाएंगे| UST में देखें| (2) यह एदोमियों के सन्दर्भ में भी हो सकता है| इस परिदृश्य में, तुलना की गई है कि यरूशलेम के विनाश को देख एदोमियों ने मदिरा पी कर उत्सव मनाया था जिसके परिणामस्वरूप वे उपमा रूप में परमेश्वर के दंड को पिएंगे|या तो ऐसा है या इस क्रिया शब्द को भावी अर्थ में रखा जाए और तुलना की जाए कि परमेश्वर कैसे एदोमियों को यरूशलेम में दंड देगा और परमेश्वर कैसे अन्य जातियों को दंड देगा| वैकल्पिक अनुवाद: ""ठीक वैसे ही जैसे मैं तुझे दंड दूंगा""</w:t>
+        <w:t xml:space="preserve"> पुल्लिंग बहुवचन है| यह किसके सन्दर्भ में है इसकी दो संभावनाएं हैं: (1) इसका सन्दर्भ इस्राएलियों से है| इससे प्रकट होगा कि एकवचन से बहुवचन में क्यों परिवर्तन आया| जिस प्रकार ओबद्याह पद 1 में इस्राएलियों को संबोधित करता है, उसी प्रकार वह यहाँ भी उनको बहुवचन में संबोधित करता है| यह व्याख्या यहाँ वरन सम्पूर्ण बाईबल में प्रयुक्त रूपक से सुसंगत है जिसका अभिप्राय है, कष्ट और ईश्वरीय दंड ऐसे पेय पदार्थ के तुल्य हैं जिससे मनुष्य लडखडाता है और गिर कर मर जाता है| यरूशलेम में इस्राएली कष्ट उठा कर मरे जब उनका शहर नष्ट किया गया था| इसके द्वारा इस पद में पिछले पद के विचार के साथ तुलना भी है की जिस प्रकार एदोमियों ने इस्राएल को कष्ट दिया, उसी प्रकार एदोमी भी कष्ट उठाएंगे| UST में देखें| (2) यह एदोमियों के सन्दर्भ में भी हो सकता है| इस परिदृश्य में, तुलना की गई है कि यरूशलेम के विनाश को देख एदोमियों ने मदिरा पी कर उत्सव मनाया था जिसके परिणामस्वरूप वे उपमा रूप में परमेश्वर के दंड को पिएंगे|या तो ऐसा है या इस क्रिया शब्द को भावी अर्थ में रखा जाए और तुलना की जाए कि परमेश्वर कैसे एदोमियों को यरूशलेम में दंड देगा और परमेश्वर कैसे अन्य जातियों को दंड देगा| वैकल्पिक अनुवाद: ""ठीक वैसे ही जैसे मैं तुझे दंड दूंगा""</w:t>
       </w:r>
     </w:p>
     <w:p>
@@ -12702,18 +12522,12 @@
         </w:rPr>
         <w:t xml:space="preserve"> उन इस्राएलियों के सन्दर्भ में है जो यहोवा द्वारा अन्य जातियों को दण्डित करने के उपरान्त यरूशलेम में जीवित रहेंगे| जैसा </w:t>
       </w:r>
-      <w:hyperlink r:id="rId14">
-        <w:r>
-          <w:rPr>
-            <w:lang w:val="hi_IN" w:bidi="hi_IN"/>
-          </w:rPr>
-          <w:rPr>
-            <w:color w:val="0000EE"/>
-            <w:u w:val="single"/>
-          </w:rPr>
-          <w:t>1:16</w:t>
-        </w:r>
-      </w:hyperlink>
+      <w:r>
+        <w:rPr>
+          <w:lang w:val="hi_IN" w:bidi="hi_IN"/>
+        </w:rPr>
+        <w:t>1:16</w:t>
+      </w:r>
       <w:r>
         <w:rPr>
           <w:lang w:val="hi_IN" w:bidi="hi_IN"/>
@@ -16380,18 +16194,12 @@
         </w:rPr>
         <w:t xml:space="preserve"> यहूदा के दक्षिणी, निर्जल, चट्टानी और बंजर स्थान का नाम है| देखें की आपने इसका अनुवाद </w:t>
       </w:r>
-      <w:hyperlink r:id="rId15">
-        <w:r>
-          <w:rPr>
-            <w:lang w:val="hi_IN" w:bidi="hi_IN"/>
-          </w:rPr>
-          <w:rPr>
-            <w:color w:val="0000EE"/>
-            <w:u w:val="single"/>
-          </w:rPr>
-          <w:t>19</w:t>
-        </w:r>
-      </w:hyperlink>
+      <w:r>
+        <w:rPr>
+          <w:lang w:val="hi_IN" w:bidi="hi_IN"/>
+        </w:rPr>
+        <w:t>19</w:t>
+      </w:r>
       <w:r>
         <w:rPr>
           <w:lang w:val="hi_IN" w:bidi="hi_IN"/>
